--- a/FitTrack_Project.docx
+++ b/FitTrack_Project.docx
@@ -222,6 +222,134 @@
         <w:pStyle w:val="BodyText"/>
         <w:rPr>
           <w:b/>
+          <w:bCs/>
+          <w:color w:val="000000"/>
+          <w:sz w:val="32"/>
+          <w:szCs w:val="32"/>
+          <w:lang w:val="en-IN" w:eastAsia="en-IN"/>
+        </w:rPr>
+      </w:pPr>
+      <w:r>
+        <w:rPr>
+          <w:b/>
+        </w:rPr>
+        <w:t xml:space="preserve">    </w:t>
+      </w:r>
+      <w:r>
+        <w:rPr>
+          <w:b/>
+          <w:bCs/>
+          <w:color w:val="000000"/>
+          <w:sz w:val="32"/>
+          <w:szCs w:val="32"/>
+          <w:lang w:val="en-IN" w:eastAsia="en-IN"/>
+        </w:rPr>
+        <w:t>TEAM LEADER</w:t>
+      </w:r>
+      <w:bookmarkStart w:id="1" w:name="_GoBack"/>
+      <w:bookmarkEnd w:id="1"/>
+      <w:r>
+        <w:rPr>
+          <w:b/>
+          <w:bCs/>
+          <w:color w:val="000000"/>
+          <w:sz w:val="32"/>
+          <w:szCs w:val="32"/>
+          <w:lang w:val="en-IN" w:eastAsia="en-IN"/>
+        </w:rPr>
+        <w:t xml:space="preserve">: </w:t>
+      </w:r>
+      <w:r>
+        <w:rPr>
+          <w:b/>
+          <w:bCs/>
+          <w:color w:val="000000"/>
+          <w:sz w:val="32"/>
+          <w:szCs w:val="32"/>
+          <w:lang w:val="en-IN" w:eastAsia="en-IN"/>
+        </w:rPr>
+        <w:t xml:space="preserve"> ABISHA PREMA KUMARI A S</w:t>
+      </w:r>
+    </w:p>
+    <w:p>
+      <w:pPr>
+        <w:rPr>
+          <w:color w:val="000000"/>
+          <w:sz w:val="32"/>
+          <w:szCs w:val="32"/>
+          <w:lang w:val="en-IN" w:eastAsia="en-IN"/>
+        </w:rPr>
+      </w:pPr>
+    </w:p>
+    <w:p>
+      <w:pPr>
+        <w:rPr>
+          <w:b/>
+          <w:bCs/>
+          <w:color w:val="000000"/>
+          <w:sz w:val="32"/>
+          <w:szCs w:val="32"/>
+          <w:lang w:val="en-IN" w:eastAsia="en-IN"/>
+        </w:rPr>
+      </w:pPr>
+      <w:r>
+        <w:rPr>
+          <w:b/>
+          <w:bCs/>
+          <w:color w:val="000000"/>
+          <w:sz w:val="32"/>
+          <w:szCs w:val="32"/>
+          <w:lang w:val="en-IN" w:eastAsia="en-IN"/>
+        </w:rPr>
+        <w:t xml:space="preserve">    NM ID: </w:t>
+      </w:r>
+      <w:r>
+        <w:rPr>
+          <w:b/>
+          <w:bCs/>
+          <w:color w:val="000000"/>
+          <w:sz w:val="32"/>
+          <w:szCs w:val="32"/>
+          <w:lang w:val="en-IN" w:eastAsia="en-IN"/>
+        </w:rPr>
+        <w:t>384093F00B3768AB63745A3BA7789BF7</w:t>
+      </w:r>
+    </w:p>
+    <w:p>
+      <w:pPr>
+        <w:rPr>
+          <w:b/>
+          <w:bCs/>
+          <w:color w:val="000000"/>
+          <w:sz w:val="32"/>
+          <w:szCs w:val="32"/>
+          <w:lang w:val="en-IN" w:eastAsia="en-IN"/>
+        </w:rPr>
+      </w:pPr>
+    </w:p>
+    <w:p>
+      <w:pPr>
+        <w:pStyle w:val="BodyText"/>
+        <w:rPr>
+          <w:b/>
+          <w:sz w:val="32"/>
+          <w:szCs w:val="32"/>
+        </w:rPr>
+      </w:pPr>
+      <w:r>
+        <w:rPr>
+          <w:b/>
+          <w:sz w:val="32"/>
+          <w:szCs w:val="32"/>
+        </w:rPr>
+        <w:t xml:space="preserve">   </w:t>
+      </w:r>
+    </w:p>
+    <w:p>
+      <w:pPr>
+        <w:pStyle w:val="BodyText"/>
+        <w:rPr>
+          <w:b/>
           <w:spacing w:val="-2"/>
           <w:sz w:val="32"/>
           <w:szCs w:val="32"/>
@@ -230,6 +358,8 @@
       <w:r>
         <w:rPr>
           <w:b/>
+          <w:sz w:val="32"/>
+          <w:szCs w:val="32"/>
         </w:rPr>
         <w:t xml:space="preserve">    </w:t>
       </w:r>
@@ -256,7 +386,7 @@
           <w:sz w:val="32"/>
           <w:szCs w:val="32"/>
         </w:rPr>
-        <w:t>LEADER</w:t>
+        <w:t>MEMBER</w:t>
       </w:r>
       <w:r>
         <w:rPr>
@@ -273,8 +403,8 @@
         </w:rPr>
         <w:t xml:space="preserve"> </w:t>
       </w:r>
-      <w:bookmarkStart w:id="1" w:name="NM_ID:_7B5FBDF14C60BA0B18E4C0F97C566B84"/>
-      <w:bookmarkEnd w:id="1"/>
+      <w:bookmarkStart w:id="2" w:name="NM_ID:_7B5FBDF14C60BA0B18E4C0F97C566B84"/>
+      <w:bookmarkEnd w:id="2"/>
       <w:r>
         <w:rPr>
           <w:b/>
@@ -333,6 +463,8 @@
     <w:p>
       <w:pPr>
         <w:rPr>
+          <w:b/>
+          <w:bCs/>
           <w:color w:val="000000"/>
           <w:sz w:val="32"/>
           <w:szCs w:val="32"/>
@@ -349,18 +481,30 @@
           <w:lang w:val="en-IN" w:eastAsia="en-IN"/>
         </w:rPr>
       </w:pPr>
-      <w:r>
-        <w:rPr>
+    </w:p>
+    <w:p>
+      <w:pPr>
+        <w:rPr>
+          <w:b/>
+          <w:bCs/>
           <w:color w:val="000000"/>
           <w:sz w:val="32"/>
           <w:szCs w:val="32"/>
           <w:lang w:val="en-IN" w:eastAsia="en-IN"/>
         </w:rPr>
+      </w:pPr>
+      <w:r>
+        <w:rPr>
+          <w:b/>
+          <w:bCs/>
+          <w:color w:val="000000"/>
+          <w:sz w:val="32"/>
+          <w:szCs w:val="32"/>
+          <w:lang w:val="en-IN" w:eastAsia="en-IN"/>
+        </w:rPr>
         <w:t xml:space="preserve">    </w:t>
       </w:r>
-    </w:p>
-    <w:p>
-      <w:pPr>
+      <w:r>
         <w:rPr>
           <w:b/>
           <w:bCs/>
@@ -369,14 +513,99 @@
           <w:szCs w:val="32"/>
           <w:lang w:val="en-IN" w:eastAsia="en-IN"/>
         </w:rPr>
-      </w:pPr>
-      <w:r>
+        <w:t>TEAM MEMBER: JOTHILAKSHMI S</w:t>
+      </w:r>
+    </w:p>
+    <w:p>
+      <w:pPr>
         <w:rPr>
           <w:color w:val="000000"/>
           <w:sz w:val="32"/>
           <w:szCs w:val="32"/>
           <w:lang w:val="en-IN" w:eastAsia="en-IN"/>
         </w:rPr>
+      </w:pPr>
+    </w:p>
+    <w:p>
+      <w:pPr>
+        <w:rPr>
+          <w:b/>
+          <w:bCs/>
+          <w:color w:val="000000"/>
+          <w:sz w:val="32"/>
+          <w:szCs w:val="32"/>
+          <w:lang w:val="en-IN" w:eastAsia="en-IN"/>
+        </w:rPr>
+      </w:pPr>
+      <w:r>
+        <w:rPr>
+          <w:b/>
+          <w:bCs/>
+          <w:color w:val="000000"/>
+          <w:sz w:val="32"/>
+          <w:szCs w:val="32"/>
+          <w:lang w:val="en-IN" w:eastAsia="en-IN"/>
+        </w:rPr>
+        <w:t xml:space="preserve">    NM ID: </w:t>
+      </w:r>
+      <w:r>
+        <w:rPr>
+          <w:b/>
+          <w:bCs/>
+          <w:color w:val="000000"/>
+          <w:sz w:val="32"/>
+          <w:szCs w:val="32"/>
+          <w:lang w:val="en-IN" w:eastAsia="en-IN"/>
+        </w:rPr>
+        <w:t>1042483A614F0B09E854039126883D9E</w:t>
+      </w:r>
+    </w:p>
+    <w:p>
+      <w:pPr>
+        <w:rPr>
+          <w:color w:val="000000"/>
+          <w:sz w:val="32"/>
+          <w:szCs w:val="32"/>
+          <w:lang w:val="en-IN" w:eastAsia="en-IN"/>
+        </w:rPr>
+      </w:pPr>
+    </w:p>
+    <w:p>
+      <w:pPr>
+        <w:rPr>
+          <w:color w:val="000000"/>
+          <w:sz w:val="32"/>
+          <w:szCs w:val="32"/>
+          <w:lang w:val="en-IN" w:eastAsia="en-IN"/>
+        </w:rPr>
+      </w:pPr>
+      <w:r>
+        <w:rPr>
+          <w:color w:val="000000"/>
+          <w:sz w:val="32"/>
+          <w:szCs w:val="32"/>
+          <w:lang w:val="en-IN" w:eastAsia="en-IN"/>
+        </w:rPr>
+        <w:t xml:space="preserve">      </w:t>
+      </w:r>
+    </w:p>
+    <w:p>
+      <w:pPr>
+        <w:rPr>
+          <w:b/>
+          <w:color w:val="000000"/>
+          <w:sz w:val="32"/>
+          <w:szCs w:val="32"/>
+          <w:lang w:val="en-IN" w:eastAsia="en-IN"/>
+        </w:rPr>
+      </w:pPr>
+      <w:r>
+        <w:rPr>
+          <w:color w:val="000000"/>
+          <w:sz w:val="32"/>
+          <w:szCs w:val="32"/>
+          <w:lang w:val="en-IN" w:eastAsia="en-IN"/>
+        </w:rPr>
         <w:t xml:space="preserve">   </w:t>
       </w:r>
       <w:r>
@@ -388,42 +617,41 @@
           <w:szCs w:val="32"/>
           <w:lang w:val="en-IN" w:eastAsia="en-IN"/>
         </w:rPr>
-        <w:t xml:space="preserve">TEAM MEMBER: </w:t>
-      </w:r>
-      <w:r>
-        <w:rPr>
-          <w:b/>
-          <w:bCs/>
+        <w:t>TEAM MEMBER:</w:t>
+      </w:r>
+      <w:r>
+        <w:rPr>
           <w:color w:val="000000"/>
           <w:sz w:val="32"/>
           <w:szCs w:val="32"/>
           <w:lang w:val="en-IN" w:eastAsia="en-IN"/>
         </w:rPr>
-        <w:t xml:space="preserve"> ABISHA PREMA KUMARI A S</w:t>
-      </w:r>
-    </w:p>
-    <w:p>
-      <w:pPr>
-        <w:rPr>
+        <w:t xml:space="preserve"> </w:t>
+      </w:r>
+      <w:r>
+        <w:rPr>
+          <w:b/>
           <w:color w:val="000000"/>
           <w:sz w:val="32"/>
           <w:szCs w:val="32"/>
           <w:lang w:val="en-IN" w:eastAsia="en-IN"/>
         </w:rPr>
-      </w:pPr>
-    </w:p>
-    <w:p>
-      <w:pPr>
-        <w:rPr>
-          <w:b/>
-          <w:bCs/>
+        <w:t>LOGESHWARI S</w:t>
+      </w:r>
+    </w:p>
+    <w:p>
+      <w:pPr>
+        <w:rPr>
+          <w:b/>
           <w:color w:val="000000"/>
           <w:sz w:val="32"/>
           <w:szCs w:val="32"/>
           <w:lang w:val="en-IN" w:eastAsia="en-IN"/>
         </w:rPr>
       </w:pPr>
-      <w:r>
+    </w:p>
+    <w:p>
+      <w:pPr>
         <w:rPr>
           <w:b/>
           <w:bCs/>
@@ -432,8 +660,7 @@
           <w:szCs w:val="32"/>
           <w:lang w:val="en-IN" w:eastAsia="en-IN"/>
         </w:rPr>
-        <w:t xml:space="preserve">    NM ID: </w:t>
-      </w:r>
+      </w:pPr>
       <w:r>
         <w:rPr>
           <w:b/>
@@ -443,21 +670,20 @@
           <w:szCs w:val="32"/>
           <w:lang w:val="en-IN" w:eastAsia="en-IN"/>
         </w:rPr>
-        <w:t>384093F00B3768AB63745A3BA7789BF7</w:t>
-      </w:r>
-    </w:p>
-    <w:p>
-      <w:pPr>
-        <w:rPr>
+        <w:t xml:space="preserve">    NM ID:</w:t>
+      </w:r>
+      <w:r>
+        <w:rPr>
+          <w:b/>
+          <w:bCs/>
           <w:color w:val="000000"/>
           <w:sz w:val="32"/>
           <w:szCs w:val="32"/>
           <w:lang w:val="en-IN" w:eastAsia="en-IN"/>
         </w:rPr>
-      </w:pPr>
-    </w:p>
-    <w:p>
-      <w:pPr>
+        <w:t xml:space="preserve">  </w:t>
+      </w:r>
+      <w:r>
         <w:rPr>
           <w:b/>
           <w:bCs/>
@@ -466,18 +692,18 @@
           <w:szCs w:val="32"/>
           <w:lang w:val="en-IN" w:eastAsia="en-IN"/>
         </w:rPr>
-      </w:pPr>
-      <w:r>
-        <w:rPr>
-          <w:b/>
-          <w:bCs/>
+        <w:t>6A694C6A8540642B14149E02620C79AA</w:t>
+      </w:r>
+    </w:p>
+    <w:p>
+      <w:pPr>
+        <w:rPr>
           <w:color w:val="000000"/>
           <w:sz w:val="32"/>
           <w:szCs w:val="32"/>
           <w:lang w:val="en-IN" w:eastAsia="en-IN"/>
         </w:rPr>
-        <w:t xml:space="preserve">     </w:t>
-      </w:r>
+      </w:pPr>
     </w:p>
     <w:p>
       <w:pPr>
@@ -490,30 +716,27 @@
           <w:lang w:val="en-IN" w:eastAsia="en-IN"/>
         </w:rPr>
       </w:pPr>
-      <w:r>
-        <w:rPr>
-          <w:b/>
-          <w:bCs/>
+    </w:p>
+    <w:p>
+      <w:pPr>
+        <w:rPr>
+          <w:b/>
           <w:color w:val="000000"/>
           <w:sz w:val="32"/>
           <w:szCs w:val="32"/>
           <w:lang w:val="en-IN" w:eastAsia="en-IN"/>
         </w:rPr>
-        <w:t xml:space="preserve">   TEAM MEMBER: JOTHILAKSHMI S</w:t>
-      </w:r>
-    </w:p>
-    <w:p>
-      <w:pPr>
+      </w:pPr>
+      <w:r>
         <w:rPr>
           <w:color w:val="000000"/>
           <w:sz w:val="32"/>
           <w:szCs w:val="32"/>
           <w:lang w:val="en-IN" w:eastAsia="en-IN"/>
         </w:rPr>
-      </w:pPr>
-    </w:p>
-    <w:p>
-      <w:pPr>
+        <w:t xml:space="preserve">   </w:t>
+      </w:r>
+      <w:r>
         <w:rPr>
           <w:b/>
           <w:bCs/>
@@ -522,249 +745,38 @@
           <w:szCs w:val="32"/>
           <w:lang w:val="en-IN" w:eastAsia="en-IN"/>
         </w:rPr>
-      </w:pPr>
-      <w:r>
-        <w:rPr>
-          <w:b/>
-          <w:bCs/>
+        <w:t>TEAM MEMBER:</w:t>
+      </w:r>
+      <w:r>
+        <w:rPr>
           <w:color w:val="000000"/>
           <w:sz w:val="32"/>
           <w:szCs w:val="32"/>
           <w:lang w:val="en-IN" w:eastAsia="en-IN"/>
         </w:rPr>
-        <w:t xml:space="preserve">    NM ID: </w:t>
-      </w:r>
-      <w:r>
-        <w:rPr>
-          <w:b/>
-          <w:bCs/>
+        <w:t xml:space="preserve"> </w:t>
+      </w:r>
+      <w:r>
+        <w:rPr>
+          <w:b/>
           <w:color w:val="000000"/>
           <w:sz w:val="32"/>
           <w:szCs w:val="32"/>
           <w:lang w:val="en-IN" w:eastAsia="en-IN"/>
         </w:rPr>
-        <w:t>1042483A614F0B09E854039126883D9E</w:t>
-      </w:r>
-    </w:p>
-    <w:p>
-      <w:pPr>
-        <w:rPr>
+        <w:t>NARMATHA M</w:t>
+      </w:r>
+    </w:p>
+    <w:p>
+      <w:pPr>
+        <w:rPr>
+          <w:b/>
           <w:color w:val="000000"/>
           <w:sz w:val="32"/>
           <w:szCs w:val="32"/>
           <w:lang w:val="en-IN" w:eastAsia="en-IN"/>
         </w:rPr>
       </w:pPr>
-    </w:p>
-    <w:p>
-      <w:pPr>
-        <w:rPr>
-          <w:color w:val="000000"/>
-          <w:sz w:val="32"/>
-          <w:szCs w:val="32"/>
-          <w:lang w:val="en-IN" w:eastAsia="en-IN"/>
-        </w:rPr>
-      </w:pPr>
-      <w:r>
-        <w:rPr>
-          <w:color w:val="000000"/>
-          <w:sz w:val="32"/>
-          <w:szCs w:val="32"/>
-          <w:lang w:val="en-IN" w:eastAsia="en-IN"/>
-        </w:rPr>
-        <w:t xml:space="preserve">      </w:t>
-      </w:r>
-    </w:p>
-    <w:p>
-      <w:pPr>
-        <w:rPr>
-          <w:b/>
-          <w:color w:val="000000"/>
-          <w:sz w:val="32"/>
-          <w:szCs w:val="32"/>
-          <w:lang w:val="en-IN" w:eastAsia="en-IN"/>
-        </w:rPr>
-      </w:pPr>
-      <w:r>
-        <w:rPr>
-          <w:color w:val="000000"/>
-          <w:sz w:val="32"/>
-          <w:szCs w:val="32"/>
-          <w:lang w:val="en-IN" w:eastAsia="en-IN"/>
-        </w:rPr>
-        <w:t xml:space="preserve">   </w:t>
-      </w:r>
-      <w:r>
-        <w:rPr>
-          <w:b/>
-          <w:bCs/>
-          <w:color w:val="000000"/>
-          <w:sz w:val="32"/>
-          <w:szCs w:val="32"/>
-          <w:lang w:val="en-IN" w:eastAsia="en-IN"/>
-        </w:rPr>
-        <w:t>TEAM MEMBER:</w:t>
-      </w:r>
-      <w:r>
-        <w:rPr>
-          <w:color w:val="000000"/>
-          <w:sz w:val="32"/>
-          <w:szCs w:val="32"/>
-          <w:lang w:val="en-IN" w:eastAsia="en-IN"/>
-        </w:rPr>
-        <w:t xml:space="preserve"> </w:t>
-      </w:r>
-      <w:r>
-        <w:rPr>
-          <w:b/>
-          <w:color w:val="000000"/>
-          <w:sz w:val="32"/>
-          <w:szCs w:val="32"/>
-          <w:lang w:val="en-IN" w:eastAsia="en-IN"/>
-        </w:rPr>
-        <w:t>LOGESHWARI S</w:t>
-      </w:r>
-    </w:p>
-    <w:p>
-      <w:pPr>
-        <w:rPr>
-          <w:b/>
-          <w:color w:val="000000"/>
-          <w:sz w:val="32"/>
-          <w:szCs w:val="32"/>
-          <w:lang w:val="en-IN" w:eastAsia="en-IN"/>
-        </w:rPr>
-      </w:pPr>
-    </w:p>
-    <w:p>
-      <w:pPr>
-        <w:rPr>
-          <w:b/>
-          <w:bCs/>
-          <w:color w:val="000000"/>
-          <w:sz w:val="32"/>
-          <w:szCs w:val="32"/>
-          <w:lang w:val="en-IN" w:eastAsia="en-IN"/>
-        </w:rPr>
-      </w:pPr>
-      <w:r>
-        <w:rPr>
-          <w:b/>
-          <w:bCs/>
-          <w:color w:val="000000"/>
-          <w:sz w:val="32"/>
-          <w:szCs w:val="32"/>
-          <w:lang w:val="en-IN" w:eastAsia="en-IN"/>
-        </w:rPr>
-        <w:t xml:space="preserve">    NM ID:</w:t>
-      </w:r>
-      <w:r>
-        <w:rPr>
-          <w:b/>
-          <w:bCs/>
-          <w:color w:val="000000"/>
-          <w:sz w:val="32"/>
-          <w:szCs w:val="32"/>
-          <w:lang w:val="en-IN" w:eastAsia="en-IN"/>
-        </w:rPr>
-        <w:t xml:space="preserve">  </w:t>
-      </w:r>
-      <w:r>
-        <w:rPr>
-          <w:b/>
-          <w:bCs/>
-          <w:color w:val="000000"/>
-          <w:sz w:val="32"/>
-          <w:szCs w:val="32"/>
-          <w:lang w:val="en-IN" w:eastAsia="en-IN"/>
-        </w:rPr>
-        <w:t>6A694C6A8540642B14149E02620C79AA</w:t>
-      </w:r>
-    </w:p>
-    <w:p>
-      <w:pPr>
-        <w:rPr>
-          <w:color w:val="000000"/>
-          <w:sz w:val="32"/>
-          <w:szCs w:val="32"/>
-          <w:lang w:val="en-IN" w:eastAsia="en-IN"/>
-        </w:rPr>
-      </w:pPr>
-    </w:p>
-    <w:p>
-      <w:pPr>
-        <w:rPr>
-          <w:b/>
-          <w:bCs/>
-          <w:color w:val="000000"/>
-          <w:sz w:val="32"/>
-          <w:szCs w:val="32"/>
-          <w:lang w:val="en-IN" w:eastAsia="en-IN"/>
-        </w:rPr>
-      </w:pPr>
-    </w:p>
-    <w:p>
-      <w:pPr>
-        <w:rPr>
-          <w:b/>
-          <w:color w:val="000000"/>
-          <w:sz w:val="32"/>
-          <w:szCs w:val="32"/>
-          <w:lang w:val="en-IN" w:eastAsia="en-IN"/>
-        </w:rPr>
-      </w:pPr>
-      <w:r>
-        <w:rPr>
-          <w:color w:val="000000"/>
-          <w:sz w:val="32"/>
-          <w:szCs w:val="32"/>
-          <w:lang w:val="en-IN" w:eastAsia="en-IN"/>
-        </w:rPr>
-        <w:t xml:space="preserve">   </w:t>
-      </w:r>
-      <w:r>
-        <w:rPr>
-          <w:b/>
-          <w:bCs/>
-          <w:color w:val="000000"/>
-          <w:sz w:val="32"/>
-          <w:szCs w:val="32"/>
-          <w:lang w:val="en-IN" w:eastAsia="en-IN"/>
-        </w:rPr>
-        <w:t>TEAM MEMBER:</w:t>
-      </w:r>
-      <w:r>
-        <w:rPr>
-          <w:color w:val="000000"/>
-          <w:sz w:val="32"/>
-          <w:szCs w:val="32"/>
-          <w:lang w:val="en-IN" w:eastAsia="en-IN"/>
-        </w:rPr>
-        <w:t xml:space="preserve"> </w:t>
-      </w:r>
-      <w:r>
-        <w:rPr>
-          <w:b/>
-          <w:color w:val="000000"/>
-          <w:sz w:val="32"/>
-          <w:szCs w:val="32"/>
-          <w:lang w:val="en-IN" w:eastAsia="en-IN"/>
-        </w:rPr>
-        <w:t>NARMATHA M</w:t>
-      </w:r>
-    </w:p>
-    <w:p>
-      <w:pPr>
-        <w:rPr>
-          <w:b/>
-          <w:color w:val="000000"/>
-          <w:sz w:val="32"/>
-          <w:szCs w:val="32"/>
-          <w:lang w:val="en-IN" w:eastAsia="en-IN"/>
-        </w:rPr>
-      </w:pPr>
-      <w:bookmarkStart w:id="2" w:name="_GoBack"/>
-      <w:bookmarkEnd w:id="2"/>
     </w:p>
     <w:p>
       <w:pPr>
